--- a/external-content/docx/dzen/05-skolko-stoit-klient.docx
+++ b/external-content/docx/dzen/05-skolko-stoit-klient.docx
@@ -591,7 +591,7 @@
           <w:i/>
           <w:iCs/>
         </w:rPr>
-        <w:t xml:space="preserve">Я частный интернет-маркетолог. Помогаю малому бизнесу считать и настраивать привлечение клиентов: карацапов-даниил-маркетинг.рф</w:t>
+        <w:t xml:space="preserve">Я частный интернет-маркетолог. Помогаю малому бизнесу считать и настраивать привлечение клиентов: karatsapov.ru</w:t>
       </w:r>
     </w:p>
     <w:sectPr>

--- a/external-content/docx/dzen/05-skolko-stoit-klient.docx
+++ b/external-content/docx/dzen/05-skolko-stoit-klient.docx
@@ -110,6 +110,18 @@
         <w:spacing w:after="160" w:line="300"/>
       </w:pPr>
       <w:r>
+        <w:rPr>
+          <w:i/>
+          <w:iCs/>
+        </w:rPr>
+        <w:t xml:space="preserve">Подпись: Заявка и клиент — разные вещи. Между ними отдел продаж, где теряется большая часть.</w:t>
+      </w:r>
+    </w:p>
+    <w:p>
+      <w:pPr>
+        <w:spacing w:after="160" w:line="300"/>
+      </w:pPr>
+      <w:r>
         <w:t xml:space="preserve">Считаем на примере:</w:t>
       </w:r>
     </w:p>
@@ -345,6 +357,18 @@
         <w:spacing w:after="160" w:line="300"/>
       </w:pPr>
       <w:r>
+        <w:rPr>
+          <w:i/>
+          <w:iCs/>
+        </w:rPr>
+        <w:t xml:space="preserve">Подпись: Экономика на цифрах: 30 000 ₽ чек, 7 900 ₽ привлечение — и 2 100 ₽ остатка.</w:t>
+      </w:r>
+    </w:p>
+    <w:p>
+      <w:pPr>
+        <w:spacing w:after="160" w:line="300"/>
+      </w:pPr>
+      <w:r>
         <w:t xml:space="preserve">А теперь то же самое, но клиент возвращается.</w:t>
       </w:r>
     </w:p>
@@ -418,6 +442,18 @@
           <w:color w:val="5C7A00"/>
         </w:rPr>
         <w:t xml:space="preserve">[ КАРТИНКА: dzen-05-chto-delat.jpg — вставить файл из папки images, эту строку удалить ]</w:t>
+      </w:r>
+    </w:p>
+    <w:p>
+      <w:pPr>
+        <w:spacing w:after="160" w:line="300"/>
+      </w:pPr>
+      <w:r>
+        <w:rPr>
+          <w:i/>
+          <w:iCs/>
+        </w:rPr>
+        <w:t xml:space="preserve">Подпись: Что делать с посчитанными цифрами: где предел цены заявки для вашей ниши.</w:t>
       </w:r>
     </w:p>
     <w:p>

--- a/external-content/docx/dzen/05-skolko-stoit-klient.docx
+++ b/external-content/docx/dzen/05-skolko-stoit-klient.docx
@@ -9,6 +9,18 @@
       </w:pPr>
       <w:r>
         <w:t xml:space="preserve">Сколько на самом деле стоит клиент из интернета</w:t>
+      </w:r>
+    </w:p>
+    <w:p>
+      <w:pPr>
+        <w:spacing w:after="160" w:line="300"/>
+      </w:pPr>
+      <w:r>
+        <w:rPr>
+          <w:i/>
+          <w:iCs/>
+        </w:rPr>
+        <w:t xml:space="preserve">Подпись обложки: Цена заявки и цена клиента отличаются в разы. Показываю на цифрах, где проходит граница прибыльности.</w:t>
       </w:r>
     </w:p>
     <w:p>
